--- a/quellen.docx
+++ b/quellen.docx
@@ -4,508 +4,632 @@
   <w:body>
     <w:p>
       <w:pPr>
-        <w:jc w:val="center"/>
-        <w:rPr>
-          <w:rFonts w:ascii="Times New Roman" w:hAnsi="Times New Roman" w:cs="Times New Roman"/>
-        </w:rPr>
-      </w:pPr>
-      <w:r>
-        <w:rPr>
-          <w:rFonts w:ascii="Times New Roman" w:hAnsi="Times New Roman" w:cs="Times New Roman"/>
-        </w:rPr>
-        <w:drawing>
-          <wp:inline distT="0" distB="0" distL="0" distR="0" wp14:anchorId="35F8B74D" wp14:editId="2E94E72A">
-            <wp:extent cx="5731510" cy="4497070"/>
-            <wp:effectExtent l="0" t="0" r="0" b="0"/>
-            <wp:docPr id="1629241062" name="Grafik 1" descr="Ein Bild, das Text, Screenshot, Software, Webseite enthält.&#10;&#10;Automatisch generierte Beschreibung"/>
-            <wp:cNvGraphicFramePr>
-              <a:graphicFrameLocks xmlns:a="http://schemas.openxmlformats.org/drawingml/2006/main" noChangeAspect="1"/>
-            </wp:cNvGraphicFramePr>
-            <a:graphic xmlns:a="http://schemas.openxmlformats.org/drawingml/2006/main">
-              <a:graphicData uri="http://schemas.openxmlformats.org/drawingml/2006/picture">
-                <pic:pic xmlns:pic="http://schemas.openxmlformats.org/drawingml/2006/picture">
-                  <pic:nvPicPr>
-                    <pic:cNvPr id="1629241062" name="Grafik 1" descr="Ein Bild, das Text, Screenshot, Software, Webseite enthält.&#10;&#10;Automatisch generierte Beschreibung"/>
-                    <pic:cNvPicPr/>
-                  </pic:nvPicPr>
-                  <pic:blipFill>
-                    <a:blip r:embed="rId4"/>
-                    <a:stretch>
-                      <a:fillRect/>
-                    </a:stretch>
-                  </pic:blipFill>
-                  <pic:spPr>
-                    <a:xfrm>
-                      <a:off x="0" y="0"/>
-                      <a:ext cx="5731510" cy="4497070"/>
-                    </a:xfrm>
-                    <a:prstGeom prst="rect">
-                      <a:avLst/>
-                    </a:prstGeom>
-                  </pic:spPr>
-                </pic:pic>
-              </a:graphicData>
-            </a:graphic>
-          </wp:inline>
-        </w:drawing>
-      </w:r>
-    </w:p>
-    <w:tbl>
-      <w:tblPr>
-        <w:tblStyle w:val="Tabellenraster"/>
-        <w:tblW w:w="0" w:type="auto"/>
-        <w:tblLook w:val="04A0" w:firstRow="1" w:lastRow="0" w:firstColumn="1" w:lastColumn="0" w:noHBand="0" w:noVBand="1"/>
-      </w:tblPr>
-      <w:tblGrid>
-        <w:gridCol w:w="3005"/>
-        <w:gridCol w:w="3005"/>
-        <w:gridCol w:w="3006"/>
-      </w:tblGrid>
-      <w:tr>
-        <w:trPr>
-          <w:trHeight w:val="416"/>
-        </w:trPr>
-        <w:tc>
-          <w:tcPr>
-            <w:tcW w:w="3005" w:type="dxa"/>
-            <w:vAlign w:val="center"/>
-          </w:tcPr>
-          <w:p>
-            <w:pPr>
-              <w:jc w:val="center"/>
-              <w:rPr>
-                <w:rFonts w:ascii="Times New Roman" w:hAnsi="Times New Roman" w:cs="Times New Roman"/>
-              </w:rPr>
-            </w:pPr>
-            <w:r>
-              <w:rPr>
-                <w:rFonts w:ascii="Times New Roman" w:hAnsi="Times New Roman" w:cs="Times New Roman"/>
-              </w:rPr>
-              <w:t>Merkmal</w:t>
-            </w:r>
-          </w:p>
-        </w:tc>
-        <w:tc>
-          <w:tcPr>
-            <w:tcW w:w="3005" w:type="dxa"/>
-            <w:vAlign w:val="center"/>
-          </w:tcPr>
-          <w:p>
-            <w:pPr>
-              <w:jc w:val="center"/>
-              <w:rPr>
-                <w:rFonts w:ascii="Times New Roman" w:hAnsi="Times New Roman" w:cs="Times New Roman"/>
-              </w:rPr>
-            </w:pPr>
-            <w:r>
-              <w:rPr>
-                <w:rFonts w:ascii="Times New Roman" w:hAnsi="Times New Roman" w:cs="Times New Roman"/>
-              </w:rPr>
-              <w:t>Italien (High-Context)</w:t>
-            </w:r>
-          </w:p>
-        </w:tc>
-        <w:tc>
-          <w:tcPr>
-            <w:tcW w:w="3006" w:type="dxa"/>
-            <w:vAlign w:val="center"/>
-          </w:tcPr>
-          <w:p>
-            <w:pPr>
-              <w:jc w:val="center"/>
-              <w:rPr>
-                <w:rFonts w:ascii="Times New Roman" w:hAnsi="Times New Roman" w:cs="Times New Roman"/>
-              </w:rPr>
-            </w:pPr>
-            <w:r>
-              <w:rPr>
-                <w:rFonts w:ascii="Times New Roman" w:hAnsi="Times New Roman" w:cs="Times New Roman"/>
-              </w:rPr>
-              <w:t>Deutschland (Low-Context)</w:t>
-            </w:r>
-          </w:p>
-        </w:tc>
-      </w:tr>
-      <w:tr>
-        <w:tc>
-          <w:tcPr>
-            <w:tcW w:w="3005" w:type="dxa"/>
-            <w:vAlign w:val="center"/>
-          </w:tcPr>
-          <w:p>
-            <w:pPr>
-              <w:jc w:val="center"/>
-              <w:rPr>
-                <w:rFonts w:ascii="Times New Roman" w:hAnsi="Times New Roman" w:cs="Times New Roman"/>
-              </w:rPr>
-            </w:pPr>
-            <w:r>
-              <w:rPr>
-                <w:rFonts w:ascii="Times New Roman" w:hAnsi="Times New Roman" w:cs="Times New Roman"/>
-              </w:rPr>
-              <w:t>Kommunikationsstil</w:t>
-            </w:r>
-          </w:p>
-        </w:tc>
-        <w:tc>
-          <w:tcPr>
-            <w:tcW w:w="3005" w:type="dxa"/>
-            <w:vAlign w:val="center"/>
-          </w:tcPr>
-          <w:p>
-            <w:pPr>
-              <w:jc w:val="center"/>
-              <w:rPr>
-                <w:rFonts w:ascii="Times New Roman" w:hAnsi="Times New Roman" w:cs="Times New Roman"/>
-              </w:rPr>
-            </w:pPr>
-            <w:r>
-              <w:rPr>
-                <w:rFonts w:ascii="Times New Roman" w:hAnsi="Times New Roman" w:cs="Times New Roman"/>
-              </w:rPr>
-              <w:t>Indirekt, diplomatisch, andeutungsreich</w:t>
-            </w:r>
-          </w:p>
-        </w:tc>
-        <w:tc>
-          <w:tcPr>
-            <w:tcW w:w="3006" w:type="dxa"/>
-            <w:vAlign w:val="center"/>
-          </w:tcPr>
-          <w:p>
-            <w:pPr>
-              <w:jc w:val="center"/>
-              <w:rPr>
-                <w:rFonts w:ascii="Times New Roman" w:hAnsi="Times New Roman" w:cs="Times New Roman"/>
-              </w:rPr>
-            </w:pPr>
-            <w:r>
-              <w:rPr>
-                <w:rFonts w:ascii="Times New Roman" w:hAnsi="Times New Roman" w:cs="Times New Roman"/>
-              </w:rPr>
-              <w:t>Direkt, explizit, präzise</w:t>
-            </w:r>
-          </w:p>
-        </w:tc>
-      </w:tr>
-      <w:tr>
-        <w:tc>
-          <w:tcPr>
-            <w:tcW w:w="3005" w:type="dxa"/>
-            <w:vAlign w:val="center"/>
-          </w:tcPr>
-          <w:p>
-            <w:pPr>
-              <w:jc w:val="center"/>
-              <w:rPr>
-                <w:rFonts w:ascii="Times New Roman" w:hAnsi="Times New Roman" w:cs="Times New Roman"/>
-              </w:rPr>
-            </w:pPr>
-            <w:r>
-              <w:rPr>
-                <w:rFonts w:ascii="Times New Roman" w:hAnsi="Times New Roman" w:cs="Times New Roman"/>
-              </w:rPr>
-              <w:t>Nonverbale Signale</w:t>
-            </w:r>
-          </w:p>
-        </w:tc>
-        <w:tc>
-          <w:tcPr>
-            <w:tcW w:w="3005" w:type="dxa"/>
-            <w:vAlign w:val="center"/>
-          </w:tcPr>
-          <w:p>
-            <w:pPr>
-              <w:jc w:val="center"/>
-              <w:rPr>
-                <w:rFonts w:ascii="Times New Roman" w:hAnsi="Times New Roman" w:cs="Times New Roman"/>
-              </w:rPr>
-            </w:pPr>
-            <w:r>
-              <w:rPr>
-                <w:rFonts w:ascii="Times New Roman" w:hAnsi="Times New Roman" w:cs="Times New Roman"/>
-              </w:rPr>
-              <w:t>Sehr bedeutsam: Gestik, Mimik, Körpersprache</w:t>
-            </w:r>
-          </w:p>
-        </w:tc>
-        <w:tc>
-          <w:tcPr>
-            <w:tcW w:w="3006" w:type="dxa"/>
-            <w:vAlign w:val="center"/>
-          </w:tcPr>
-          <w:p>
-            <w:pPr>
-              <w:jc w:val="center"/>
-              <w:rPr>
-                <w:rFonts w:ascii="Times New Roman" w:hAnsi="Times New Roman" w:cs="Times New Roman"/>
-              </w:rPr>
-            </w:pPr>
-            <w:r>
-              <w:rPr>
-                <w:rFonts w:ascii="Times New Roman" w:hAnsi="Times New Roman" w:cs="Times New Roman"/>
-              </w:rPr>
-              <w:t>Weniger bedeutsam</w:t>
-            </w:r>
-          </w:p>
-        </w:tc>
-      </w:tr>
-      <w:tr>
-        <w:tc>
-          <w:tcPr>
-            <w:tcW w:w="3005" w:type="dxa"/>
-            <w:vAlign w:val="center"/>
-          </w:tcPr>
-          <w:p>
-            <w:pPr>
-              <w:jc w:val="center"/>
-              <w:rPr>
-                <w:rFonts w:ascii="Times New Roman" w:hAnsi="Times New Roman" w:cs="Times New Roman"/>
-              </w:rPr>
-            </w:pPr>
-            <w:r>
-              <w:rPr>
-                <w:rFonts w:ascii="Times New Roman" w:hAnsi="Times New Roman" w:cs="Times New Roman"/>
-              </w:rPr>
-              <w:t>Vertrauen</w:t>
-            </w:r>
-          </w:p>
-        </w:tc>
-        <w:tc>
-          <w:tcPr>
-            <w:tcW w:w="3005" w:type="dxa"/>
-            <w:vAlign w:val="center"/>
-          </w:tcPr>
-          <w:p>
-            <w:pPr>
-              <w:jc w:val="center"/>
-              <w:rPr>
-                <w:rFonts w:ascii="Times New Roman" w:hAnsi="Times New Roman" w:cs="Times New Roman"/>
-              </w:rPr>
-            </w:pPr>
-            <w:r>
-              <w:rPr>
-                <w:rFonts w:ascii="Times New Roman" w:hAnsi="Times New Roman" w:cs="Times New Roman"/>
-              </w:rPr>
-              <w:t>Beziehungsbasiert (emotional)</w:t>
-            </w:r>
-          </w:p>
-        </w:tc>
-        <w:tc>
-          <w:tcPr>
-            <w:tcW w:w="3006" w:type="dxa"/>
-            <w:vAlign w:val="center"/>
-          </w:tcPr>
-          <w:p>
-            <w:pPr>
-              <w:jc w:val="center"/>
-              <w:rPr>
-                <w:rFonts w:ascii="Times New Roman" w:hAnsi="Times New Roman" w:cs="Times New Roman"/>
-              </w:rPr>
-            </w:pPr>
-            <w:r>
-              <w:rPr>
-                <w:rFonts w:ascii="Times New Roman" w:hAnsi="Times New Roman" w:cs="Times New Roman"/>
-              </w:rPr>
-              <w:t>Aufgabenbasiert (kompetenzbasiert)</w:t>
-            </w:r>
-          </w:p>
-        </w:tc>
-      </w:tr>
-      <w:tr>
-        <w:tc>
-          <w:tcPr>
-            <w:tcW w:w="3005" w:type="dxa"/>
-            <w:vAlign w:val="center"/>
-          </w:tcPr>
-          <w:p>
-            <w:pPr>
-              <w:jc w:val="center"/>
-              <w:rPr>
-                <w:rFonts w:ascii="Times New Roman" w:hAnsi="Times New Roman" w:cs="Times New Roman"/>
-              </w:rPr>
-            </w:pPr>
-            <w:r>
-              <w:rPr>
-                <w:rFonts w:ascii="Times New Roman" w:hAnsi="Times New Roman" w:cs="Times New Roman"/>
-              </w:rPr>
-              <w:t>Feedback</w:t>
-            </w:r>
-          </w:p>
-        </w:tc>
-        <w:tc>
-          <w:tcPr>
-            <w:tcW w:w="3005" w:type="dxa"/>
-            <w:vAlign w:val="center"/>
-          </w:tcPr>
-          <w:p>
-            <w:pPr>
-              <w:jc w:val="center"/>
-              <w:rPr>
-                <w:rFonts w:ascii="Times New Roman" w:hAnsi="Times New Roman" w:cs="Times New Roman"/>
-              </w:rPr>
-            </w:pPr>
-            <w:r>
-              <w:rPr>
-                <w:rFonts w:ascii="Times New Roman" w:hAnsi="Times New Roman" w:cs="Times New Roman"/>
-              </w:rPr>
-              <w:t>Eher indirekt, bella figura wahrend</w:t>
-            </w:r>
-          </w:p>
-        </w:tc>
-        <w:tc>
-          <w:tcPr>
-            <w:tcW w:w="3006" w:type="dxa"/>
-            <w:vAlign w:val="center"/>
-          </w:tcPr>
-          <w:p>
-            <w:pPr>
-              <w:jc w:val="center"/>
-              <w:rPr>
-                <w:rFonts w:ascii="Times New Roman" w:hAnsi="Times New Roman" w:cs="Times New Roman"/>
-              </w:rPr>
-            </w:pPr>
-            <w:r>
-              <w:rPr>
-                <w:rFonts w:ascii="Times New Roman" w:hAnsi="Times New Roman" w:cs="Times New Roman"/>
-              </w:rPr>
-              <w:t>Direkt und konstruktiv</w:t>
-            </w:r>
-          </w:p>
-        </w:tc>
-      </w:tr>
-      <w:tr>
-        <w:tc>
-          <w:tcPr>
-            <w:tcW w:w="3005" w:type="dxa"/>
-            <w:vAlign w:val="center"/>
-          </w:tcPr>
-          <w:p>
-            <w:pPr>
-              <w:jc w:val="center"/>
-              <w:rPr>
-                <w:rFonts w:ascii="Times New Roman" w:hAnsi="Times New Roman" w:cs="Times New Roman"/>
-              </w:rPr>
-            </w:pPr>
-            <w:r>
-              <w:rPr>
-                <w:rFonts w:ascii="Times New Roman" w:hAnsi="Times New Roman" w:cs="Times New Roman"/>
-              </w:rPr>
-              <w:t>Mündlich vs. schriftlich</w:t>
-            </w:r>
-          </w:p>
-        </w:tc>
-        <w:tc>
-          <w:tcPr>
-            <w:tcW w:w="3005" w:type="dxa"/>
-            <w:vAlign w:val="center"/>
-          </w:tcPr>
-          <w:p>
-            <w:pPr>
-              <w:jc w:val="center"/>
-              <w:rPr>
-                <w:rFonts w:ascii="Times New Roman" w:hAnsi="Times New Roman" w:cs="Times New Roman"/>
-              </w:rPr>
-            </w:pPr>
-            <w:r>
-              <w:rPr>
-                <w:rFonts w:ascii="Times New Roman" w:hAnsi="Times New Roman" w:cs="Times New Roman"/>
-              </w:rPr>
-              <w:t>Persönliches Gespräch bevorzugt</w:t>
-            </w:r>
-          </w:p>
-        </w:tc>
-        <w:tc>
-          <w:tcPr>
-            <w:tcW w:w="3006" w:type="dxa"/>
-            <w:vAlign w:val="center"/>
-          </w:tcPr>
-          <w:p>
-            <w:pPr>
-              <w:jc w:val="center"/>
-              <w:rPr>
-                <w:rFonts w:ascii="Times New Roman" w:hAnsi="Times New Roman" w:cs="Times New Roman"/>
-              </w:rPr>
-            </w:pPr>
-            <w:r>
-              <w:rPr>
-                <w:rFonts w:ascii="Times New Roman" w:hAnsi="Times New Roman" w:cs="Times New Roman"/>
-              </w:rPr>
-              <w:t>Schriftliche Dokumentation wichtig</w:t>
-            </w:r>
-          </w:p>
-        </w:tc>
-      </w:tr>
-      <w:tr>
-        <w:tc>
-          <w:tcPr>
-            <w:tcW w:w="3005" w:type="dxa"/>
-            <w:vAlign w:val="center"/>
-          </w:tcPr>
-          <w:p>
-            <w:pPr>
-              <w:jc w:val="center"/>
-              <w:rPr>
-                <w:rFonts w:ascii="Times New Roman" w:hAnsi="Times New Roman" w:cs="Times New Roman"/>
-              </w:rPr>
-            </w:pPr>
-            <w:r>
-              <w:rPr>
-                <w:rFonts w:ascii="Times New Roman" w:hAnsi="Times New Roman" w:cs="Times New Roman"/>
-              </w:rPr>
-              <w:t>Formalität</w:t>
-            </w:r>
-          </w:p>
-        </w:tc>
-        <w:tc>
-          <w:tcPr>
-            <w:tcW w:w="3005" w:type="dxa"/>
-            <w:vAlign w:val="center"/>
-          </w:tcPr>
-          <w:p>
-            <w:pPr>
-              <w:jc w:val="center"/>
-              <w:rPr>
-                <w:rFonts w:ascii="Times New Roman" w:hAnsi="Times New Roman" w:cs="Times New Roman"/>
-              </w:rPr>
-            </w:pPr>
-            <w:r>
-              <w:rPr>
-                <w:rFonts w:ascii="Times New Roman" w:hAnsi="Times New Roman" w:cs="Times New Roman"/>
-              </w:rPr>
-              <w:t>Titelanrede, formelles Siezen bis Einladung</w:t>
-            </w:r>
-          </w:p>
-        </w:tc>
-        <w:tc>
-          <w:tcPr>
-            <w:tcW w:w="3006" w:type="dxa"/>
-            <w:vAlign w:val="center"/>
-          </w:tcPr>
-          <w:p>
-            <w:pPr>
-              <w:jc w:val="center"/>
-              <w:rPr>
-                <w:rFonts w:ascii="Times New Roman" w:hAnsi="Times New Roman" w:cs="Times New Roman"/>
-              </w:rPr>
-            </w:pPr>
-            <w:r>
-              <w:rPr>
-                <w:rFonts w:ascii="Times New Roman" w:hAnsi="Times New Roman" w:cs="Times New Roman"/>
-              </w:rPr>
-              <w:t>Schnelleres Duzen üblich</w:t>
-            </w:r>
-          </w:p>
-        </w:tc>
-      </w:tr>
-    </w:tbl>
-    <w:p>
-      <w:pPr>
-        <w:jc w:val="center"/>
-        <w:rPr>
-          <w:rFonts w:ascii="Times New Roman" w:hAnsi="Times New Roman" w:cs="Times New Roman"/>
-        </w:rPr>
-      </w:pPr>
+        <w:pStyle w:val="berschrift1"/>
+        <w:rPr>
+          <w:lang w:val="de-DE"/>
+        </w:rPr>
+      </w:pPr>
+      <w:r>
+        <w:rPr>
+          <w:lang w:val="de-DE"/>
+        </w:rPr>
+        <w:t>Fußnoten-Quellenangaben</w:t>
+      </w:r>
+    </w:p>
+    <w:p>
+      <w:pPr>
+        <w:rPr>
+          <w:rFonts w:ascii="Times New Roman" w:hAnsi="Times New Roman" w:cs="Times New Roman"/>
+          <w:lang w:val="de-DE"/>
+        </w:rPr>
+      </w:pPr>
+    </w:p>
+    <w:p>
+      <w:pPr>
+        <w:rPr>
+          <w:rFonts w:ascii="Times New Roman" w:hAnsi="Times New Roman" w:cs="Times New Roman"/>
+        </w:rPr>
+      </w:pPr>
+      <w:r>
+        <w:rPr>
+          <w:rFonts w:ascii="Times New Roman" w:hAnsi="Times New Roman" w:cs="Times New Roman"/>
+          <w:vertAlign w:val="superscript"/>
+        </w:rPr>
+        <w:t>1</w:t>
+      </w:r>
+      <w:r>
+        <w:rPr>
+          <w:rFonts w:ascii="Times New Roman" w:hAnsi="Times New Roman" w:cs="Times New Roman"/>
+        </w:rPr>
+        <w:t xml:space="preserve"> Vgl. ITKAM – Deutsch-Italienische Handelskammer (Hrsg.): Bilateraler Handel Italien–Deutschland 2022. https://itkam.org/de/handelsbeziehungen-italien-deutschland-2022/ (Abruf am 15.06.2026)</w:t>
+      </w:r>
+    </w:p>
+    <w:p>
+      <w:pPr>
+        <w:rPr>
+          <w:rFonts w:ascii="Times New Roman" w:hAnsi="Times New Roman" w:cs="Times New Roman"/>
+          <w:vertAlign w:val="superscript"/>
+        </w:rPr>
+      </w:pPr>
+    </w:p>
+    <w:p>
+      <w:pPr>
+        <w:rPr>
+          <w:rFonts w:ascii="Times New Roman" w:hAnsi="Times New Roman" w:cs="Times New Roman"/>
+        </w:rPr>
+      </w:pPr>
+      <w:r>
+        <w:rPr>
+          <w:rFonts w:ascii="Times New Roman" w:hAnsi="Times New Roman" w:cs="Times New Roman"/>
+          <w:vertAlign w:val="superscript"/>
+        </w:rPr>
+        <w:t>2</w:t>
+      </w:r>
+      <w:r>
+        <w:rPr>
+          <w:rFonts w:ascii="Times New Roman" w:hAnsi="Times New Roman" w:cs="Times New Roman"/>
+        </w:rPr>
+        <w:t xml:space="preserve"> Vgl. Hofstede, G.; Hofstede, G. J.; Minkov, M.: Cultures and Organizations. Software of the Mind. 3. Aufl. New York: McGraw-Hill, 2010, S. 1 ff.</w:t>
+      </w:r>
+    </w:p>
+    <w:p>
+      <w:pPr>
+        <w:rPr>
+          <w:rFonts w:ascii="Times New Roman" w:hAnsi="Times New Roman" w:cs="Times New Roman"/>
+          <w:vertAlign w:val="superscript"/>
+        </w:rPr>
+      </w:pPr>
+    </w:p>
+    <w:p>
+      <w:pPr>
+        <w:rPr>
+          <w:rFonts w:ascii="Times New Roman" w:hAnsi="Times New Roman" w:cs="Times New Roman"/>
+        </w:rPr>
+      </w:pPr>
+      <w:r>
+        <w:rPr>
+          <w:rFonts w:ascii="Times New Roman" w:hAnsi="Times New Roman" w:cs="Times New Roman"/>
+          <w:vertAlign w:val="superscript"/>
+        </w:rPr>
+        <w:t>3</w:t>
+      </w:r>
+      <w:r>
+        <w:rPr>
+          <w:rFonts w:ascii="Times New Roman" w:hAnsi="Times New Roman" w:cs="Times New Roman"/>
+        </w:rPr>
+        <w:t xml:space="preserve"> Vgl. Hall, E. T.: Beyond Culture. New York: Anchor Books/Doubleday, 1976, S. 79 ff.</w:t>
+      </w:r>
+    </w:p>
+    <w:p>
+      <w:pPr>
+        <w:rPr>
+          <w:rFonts w:ascii="Times New Roman" w:hAnsi="Times New Roman" w:cs="Times New Roman"/>
+          <w:vertAlign w:val="superscript"/>
+        </w:rPr>
+      </w:pPr>
+    </w:p>
+    <w:p>
+      <w:pPr>
+        <w:rPr>
+          <w:rFonts w:ascii="Times New Roman" w:hAnsi="Times New Roman" w:cs="Times New Roman"/>
+        </w:rPr>
+      </w:pPr>
+      <w:r>
+        <w:rPr>
+          <w:rFonts w:ascii="Times New Roman" w:hAnsi="Times New Roman" w:cs="Times New Roman"/>
+          <w:vertAlign w:val="superscript"/>
+        </w:rPr>
+        <w:t>4</w:t>
+      </w:r>
+      <w:r>
+        <w:rPr>
+          <w:rFonts w:ascii="Times New Roman" w:hAnsi="Times New Roman" w:cs="Times New Roman"/>
+        </w:rPr>
+        <w:t xml:space="preserve"> In Anlehnung an Hall, E. T.: The Silent Language. New York: Doubleday, 1959, S. 28 ff.</w:t>
+      </w:r>
+    </w:p>
+    <w:p>
+      <w:pPr>
+        <w:rPr>
+          <w:rFonts w:ascii="Times New Roman" w:hAnsi="Times New Roman" w:cs="Times New Roman"/>
+          <w:vertAlign w:val="superscript"/>
+        </w:rPr>
+      </w:pPr>
+    </w:p>
+    <w:p>
+      <w:pPr>
+        <w:rPr>
+          <w:rFonts w:ascii="Times New Roman" w:hAnsi="Times New Roman" w:cs="Times New Roman"/>
+        </w:rPr>
+      </w:pPr>
+      <w:r>
+        <w:rPr>
+          <w:rFonts w:ascii="Times New Roman" w:hAnsi="Times New Roman" w:cs="Times New Roman"/>
+          <w:vertAlign w:val="superscript"/>
+        </w:rPr>
+        <w:t>5</w:t>
+      </w:r>
+      <w:r>
+        <w:rPr>
+          <w:rFonts w:ascii="Times New Roman" w:hAnsi="Times New Roman" w:cs="Times New Roman"/>
+        </w:rPr>
+        <w:t xml:space="preserve"> Vgl. Deardorff, D. K.: Identification and Assessment of Intercultural Competence as a Student Outcome of Internationalization. In: Journal of Studies in International Education, Vol. 10, Nr. 3, 2006, S. 241–266.</w:t>
+      </w:r>
+    </w:p>
+    <w:p>
+      <w:pPr>
+        <w:rPr>
+          <w:rFonts w:ascii="Times New Roman" w:hAnsi="Times New Roman" w:cs="Times New Roman"/>
+          <w:vertAlign w:val="superscript"/>
+        </w:rPr>
+      </w:pPr>
+    </w:p>
+    <w:p>
+      <w:pPr>
+        <w:rPr>
+          <w:rFonts w:ascii="Times New Roman" w:hAnsi="Times New Roman" w:cs="Times New Roman"/>
+        </w:rPr>
+      </w:pPr>
+      <w:r>
+        <w:rPr>
+          <w:rFonts w:ascii="Times New Roman" w:hAnsi="Times New Roman" w:cs="Times New Roman"/>
+          <w:vertAlign w:val="superscript"/>
+        </w:rPr>
+        <w:t>6</w:t>
+      </w:r>
+      <w:r>
+        <w:rPr>
+          <w:rFonts w:ascii="Times New Roman" w:hAnsi="Times New Roman" w:cs="Times New Roman"/>
+        </w:rPr>
+        <w:t xml:space="preserve"> Vgl. Hofstede Insights: Country Comparison Tool – Italy &amp; Germany. https://www.hofstede-insights.com/country-comparison-tool (Abruf am 15.06.2026)</w:t>
+      </w:r>
+    </w:p>
+    <w:p>
+      <w:pPr>
+        <w:rPr>
+          <w:rFonts w:ascii="Times New Roman" w:hAnsi="Times New Roman" w:cs="Times New Roman"/>
+          <w:vertAlign w:val="superscript"/>
+        </w:rPr>
+      </w:pPr>
+    </w:p>
+    <w:p>
+      <w:pPr>
+        <w:rPr>
+          <w:rFonts w:ascii="Times New Roman" w:hAnsi="Times New Roman" w:cs="Times New Roman"/>
+        </w:rPr>
+      </w:pPr>
+      <w:r>
+        <w:rPr>
+          <w:rFonts w:ascii="Times New Roman" w:hAnsi="Times New Roman" w:cs="Times New Roman"/>
+          <w:vertAlign w:val="superscript"/>
+        </w:rPr>
+        <w:t>7</w:t>
+      </w:r>
+      <w:r>
+        <w:rPr>
+          <w:rFonts w:ascii="Times New Roman" w:hAnsi="Times New Roman" w:cs="Times New Roman"/>
+        </w:rPr>
+        <w:t xml:space="preserve"> Vgl. Neudecker, E.; Siegl, A.; Thomas, A.: Beruflich in Italien. Trainingsprogramm für Manager, Fach- und Führungskräfte. Göttingen: Vandenhoeck &amp; Ruprecht, 2007. (Reihe: Handlungskompetenz im Ausland). ISBN 978-3-525-49069-3.</w:t>
+      </w:r>
+    </w:p>
+    <w:p>
+      <w:pPr>
+        <w:rPr>
+          <w:rFonts w:ascii="Times New Roman" w:hAnsi="Times New Roman" w:cs="Times New Roman"/>
+          <w:vertAlign w:val="superscript"/>
+        </w:rPr>
+      </w:pPr>
+    </w:p>
+    <w:p>
+      <w:pPr>
+        <w:rPr>
+          <w:rFonts w:ascii="Times New Roman" w:hAnsi="Times New Roman" w:cs="Times New Roman"/>
+        </w:rPr>
+      </w:pPr>
+      <w:r>
+        <w:rPr>
+          <w:rFonts w:ascii="Times New Roman" w:hAnsi="Times New Roman" w:cs="Times New Roman"/>
+          <w:vertAlign w:val="superscript"/>
+        </w:rPr>
+        <w:t>8</w:t>
+      </w:r>
+      <w:r>
+        <w:rPr>
+          <w:rFonts w:ascii="Times New Roman" w:hAnsi="Times New Roman" w:cs="Times New Roman"/>
+        </w:rPr>
+        <w:t xml:space="preserve"> Vgl. Crossculture Academy: La bella figura im italienischen Business. https://crossculture-academy.com/de/la-bella-figura-im-italienischen-business/ (Abruf am 15.06.2026)</w:t>
+      </w:r>
+    </w:p>
+    <w:p>
+      <w:pPr>
+        <w:rPr>
+          <w:rFonts w:ascii="Times New Roman" w:hAnsi="Times New Roman" w:cs="Times New Roman"/>
+          <w:vertAlign w:val="superscript"/>
+        </w:rPr>
+      </w:pPr>
+    </w:p>
+    <w:p>
+      <w:pPr>
+        <w:rPr>
+          <w:rFonts w:ascii="Times New Roman" w:hAnsi="Times New Roman" w:cs="Times New Roman"/>
+        </w:rPr>
+      </w:pPr>
+      <w:r>
+        <w:rPr>
+          <w:rFonts w:ascii="Times New Roman" w:hAnsi="Times New Roman" w:cs="Times New Roman"/>
+          <w:vertAlign w:val="superscript"/>
+        </w:rPr>
+        <w:t>9</w:t>
+      </w:r>
+      <w:r>
+        <w:rPr>
+          <w:rFonts w:ascii="Times New Roman" w:hAnsi="Times New Roman" w:cs="Times New Roman"/>
+        </w:rPr>
+        <w:t xml:space="preserve"> Vgl. Crossculture Academy: Kulturelle Unterschiede Italien. https://crossculture-academy.com/de/kulturelle-unterschiede-italien/ (Abruf am 15.06.2026)</w:t>
+      </w:r>
+    </w:p>
+    <w:p>
+      <w:pPr>
+        <w:rPr>
+          <w:rFonts w:ascii="Times New Roman" w:hAnsi="Times New Roman" w:cs="Times New Roman"/>
+          <w:vertAlign w:val="superscript"/>
+        </w:rPr>
+      </w:pPr>
+    </w:p>
+    <w:p>
+      <w:pPr>
+        <w:rPr>
+          <w:rFonts w:ascii="Times New Roman" w:hAnsi="Times New Roman" w:cs="Times New Roman"/>
+        </w:rPr>
+      </w:pPr>
+      <w:r>
+        <w:rPr>
+          <w:rFonts w:ascii="Times New Roman" w:hAnsi="Times New Roman" w:cs="Times New Roman"/>
+          <w:vertAlign w:val="superscript"/>
+        </w:rPr>
+        <w:t>10</w:t>
+      </w:r>
+      <w:r>
+        <w:rPr>
+          <w:rFonts w:ascii="Times New Roman" w:hAnsi="Times New Roman" w:cs="Times New Roman"/>
+        </w:rPr>
+        <w:t xml:space="preserve"> Vgl. Da Rosina: Weshalb ist in Italien die Rivalität zwischen den Städten so groß? https://www.darosina.ch/rivalitaet-campanilismo/ (Abruf am 15.06.2026)</w:t>
+      </w:r>
+    </w:p>
+    <w:p>
+      <w:pPr>
+        <w:rPr>
+          <w:rFonts w:ascii="Times New Roman" w:hAnsi="Times New Roman" w:cs="Times New Roman"/>
+          <w:vertAlign w:val="superscript"/>
+        </w:rPr>
+      </w:pPr>
+    </w:p>
+    <w:p>
+      <w:pPr>
+        <w:rPr>
+          <w:rFonts w:ascii="Times New Roman" w:hAnsi="Times New Roman" w:cs="Times New Roman"/>
+        </w:rPr>
+      </w:pPr>
+      <w:r>
+        <w:rPr>
+          <w:rFonts w:ascii="Times New Roman" w:hAnsi="Times New Roman" w:cs="Times New Roman"/>
+          <w:vertAlign w:val="superscript"/>
+        </w:rPr>
+        <w:t>11</w:t>
+      </w:r>
+      <w:r>
+        <w:rPr>
+          <w:rFonts w:ascii="Times New Roman" w:hAnsi="Times New Roman" w:cs="Times New Roman"/>
+        </w:rPr>
+        <w:t xml:space="preserve"> Vgl. Übersetzungsbüro Perfekt: Tipps für eine erfolgreiche Geschäftsreise nach Italien. https://www.uebersetzungsbuero-perfekt.de/blog/tipps-fuer-eine-erfolgreiche-geschaeftsreise-nach-italien (Abruf am 15.06.2026)</w:t>
+      </w:r>
+    </w:p>
+    <w:p>
+      <w:pPr>
+        <w:rPr>
+          <w:rFonts w:ascii="Times New Roman" w:hAnsi="Times New Roman" w:cs="Times New Roman"/>
+        </w:rPr>
+      </w:pPr>
+    </w:p>
+    <w:p>
+      <w:pPr>
+        <w:rPr>
+          <w:rFonts w:ascii="Times New Roman" w:hAnsi="Times New Roman" w:cs="Times New Roman"/>
+        </w:rPr>
+      </w:pPr>
+      <w:r>
+        <w:rPr>
+          <w:rFonts w:ascii="Times New Roman" w:hAnsi="Times New Roman" w:cs="Times New Roman"/>
+          <w:vertAlign w:val="superscript"/>
+        </w:rPr>
+        <w:t>12</w:t>
+      </w:r>
+      <w:r>
+        <w:rPr>
+          <w:rFonts w:ascii="Times New Roman" w:hAnsi="Times New Roman" w:cs="Times New Roman"/>
+        </w:rPr>
+        <w:t xml:space="preserve"> Telefoninterview: Massilmiliano De Martinoa, Geschäftsführer </w:t>
+      </w:r>
+      <w:r>
+        <w:rPr>
+          <w:rFonts w:ascii="Times New Roman" w:hAnsi="Times New Roman" w:cs="Times New Roman"/>
+        </w:rPr>
+        <w:t>De.Ca Food srl</w:t>
+      </w:r>
+      <w:r>
+        <w:rPr>
+          <w:rFonts w:ascii="Times New Roman" w:hAnsi="Times New Roman" w:cs="Times New Roman"/>
+        </w:rPr>
+        <w:t xml:space="preserve"> 26.05.2026</w:t>
+      </w:r>
+    </w:p>
+    <w:p>
+      <w:pPr>
+        <w:rPr>
+          <w:rFonts w:ascii="Times New Roman" w:hAnsi="Times New Roman" w:cs="Times New Roman"/>
+        </w:rPr>
+      </w:pPr>
+      <w:r>
+        <w:rPr>
+          <w:rFonts w:ascii="Times New Roman" w:hAnsi="Times New Roman" w:cs="Times New Roman"/>
+        </w:rPr>
+        <w:br w:type="page"/>
+      </w:r>
+    </w:p>
+    <w:p>
+      <w:pPr>
+        <w:pStyle w:val="berschrift1"/>
+      </w:pPr>
+      <w:r>
+        <w:lastRenderedPageBreak/>
+        <w:t>Literaturverzeichnis</w:t>
+      </w:r>
+    </w:p>
+    <w:p>
+      <w:pPr>
+        <w:rPr>
+          <w:rFonts w:ascii="Times New Roman" w:hAnsi="Times New Roman" w:cs="Times New Roman"/>
+        </w:rPr>
+      </w:pPr>
+    </w:p>
+    <w:p>
+      <w:pPr>
+        <w:rPr>
+          <w:rFonts w:ascii="Times New Roman" w:hAnsi="Times New Roman" w:cs="Times New Roman"/>
+        </w:rPr>
+      </w:pPr>
+      <w:r>
+        <w:rPr>
+          <w:rFonts w:ascii="Times New Roman" w:hAnsi="Times New Roman" w:cs="Times New Roman"/>
+        </w:rPr>
+        <w:t>Crossculture Academy: Kulturelle Unterschiede Italien. https://crossculture-academy.com/de/kulturelle-unterschiede-italien/ (Abruf am 15.06.2026)</w:t>
+      </w:r>
+    </w:p>
+    <w:p>
+      <w:pPr>
+        <w:rPr>
+          <w:rFonts w:ascii="Times New Roman" w:hAnsi="Times New Roman" w:cs="Times New Roman"/>
+        </w:rPr>
+      </w:pPr>
+    </w:p>
+    <w:p>
+      <w:pPr>
+        <w:rPr>
+          <w:rFonts w:ascii="Times New Roman" w:hAnsi="Times New Roman" w:cs="Times New Roman"/>
+        </w:rPr>
+      </w:pPr>
+      <w:r>
+        <w:rPr>
+          <w:rFonts w:ascii="Times New Roman" w:hAnsi="Times New Roman" w:cs="Times New Roman"/>
+        </w:rPr>
+        <w:t>Crossculture Academy: La bella figura im italienischen Business. https://crossculture-academy.com/de/la-bella-figura-im-italienischen-business/ (Abruf am 15.06.2026)</w:t>
+      </w:r>
+    </w:p>
+    <w:p>
+      <w:pPr>
+        <w:rPr>
+          <w:rFonts w:ascii="Times New Roman" w:hAnsi="Times New Roman" w:cs="Times New Roman"/>
+        </w:rPr>
+      </w:pPr>
+    </w:p>
+    <w:p>
+      <w:pPr>
+        <w:rPr>
+          <w:rFonts w:ascii="Times New Roman" w:hAnsi="Times New Roman" w:cs="Times New Roman"/>
+        </w:rPr>
+      </w:pPr>
+      <w:r>
+        <w:rPr>
+          <w:rFonts w:ascii="Times New Roman" w:hAnsi="Times New Roman" w:cs="Times New Roman"/>
+        </w:rPr>
+        <w:t>Da Rosina: Weshalb ist in Italien die Rivalität zwischen den Städten so groß? https://www.darosina.ch/rivalitaet-campanilismo/ (Abruf am 15.06.2026)</w:t>
+      </w:r>
+    </w:p>
+    <w:p>
+      <w:pPr>
+        <w:rPr>
+          <w:rFonts w:ascii="Times New Roman" w:hAnsi="Times New Roman" w:cs="Times New Roman"/>
+        </w:rPr>
+      </w:pPr>
+    </w:p>
+    <w:p>
+      <w:pPr>
+        <w:rPr>
+          <w:rFonts w:ascii="Times New Roman" w:hAnsi="Times New Roman" w:cs="Times New Roman"/>
+        </w:rPr>
+      </w:pPr>
+      <w:r>
+        <w:rPr>
+          <w:rFonts w:ascii="Times New Roman" w:hAnsi="Times New Roman" w:cs="Times New Roman"/>
+        </w:rPr>
+        <w:t>Deardorff, Darla K.: Identification and Assessment of Intercultural Competence as a Student Outcome of Internationalization. In: Journal of Studies in International Education, Vol. 10, Nr. 3, Fall 2006, S. 241–266. https://journals.sagepub.com/doi/10.1177/1028315306287002</w:t>
+      </w:r>
+    </w:p>
+    <w:p>
+      <w:pPr>
+        <w:rPr>
+          <w:rFonts w:ascii="Times New Roman" w:hAnsi="Times New Roman" w:cs="Times New Roman"/>
+        </w:rPr>
+      </w:pPr>
+    </w:p>
+    <w:p>
+      <w:pPr>
+        <w:rPr>
+          <w:rFonts w:ascii="Times New Roman" w:hAnsi="Times New Roman" w:cs="Times New Roman"/>
+        </w:rPr>
+      </w:pPr>
+      <w:r>
+        <w:rPr>
+          <w:rFonts w:ascii="Times New Roman" w:hAnsi="Times New Roman" w:cs="Times New Roman"/>
+        </w:rPr>
+        <w:t>Hall, Edward T.: Beyond Culture. New York: Anchor Books/Doubleday, 1976.</w:t>
+      </w:r>
+    </w:p>
+    <w:p>
+      <w:pPr>
+        <w:rPr>
+          <w:rFonts w:ascii="Times New Roman" w:hAnsi="Times New Roman" w:cs="Times New Roman"/>
+        </w:rPr>
+      </w:pPr>
+    </w:p>
+    <w:p>
+      <w:pPr>
+        <w:rPr>
+          <w:rFonts w:ascii="Times New Roman" w:hAnsi="Times New Roman" w:cs="Times New Roman"/>
+        </w:rPr>
+      </w:pPr>
+      <w:r>
+        <w:rPr>
+          <w:rFonts w:ascii="Times New Roman" w:hAnsi="Times New Roman" w:cs="Times New Roman"/>
+        </w:rPr>
+        <w:t>Hall, Edward T.: The Silent Language. New York: Doubleday &amp; Company, 1959.</w:t>
+      </w:r>
+    </w:p>
+    <w:p>
+      <w:pPr>
+        <w:rPr>
+          <w:rFonts w:ascii="Times New Roman" w:hAnsi="Times New Roman" w:cs="Times New Roman"/>
+        </w:rPr>
+      </w:pPr>
+    </w:p>
+    <w:p>
+      <w:pPr>
+        <w:rPr>
+          <w:rFonts w:ascii="Times New Roman" w:hAnsi="Times New Roman" w:cs="Times New Roman"/>
+        </w:rPr>
+      </w:pPr>
+      <w:r>
+        <w:rPr>
+          <w:rFonts w:ascii="Times New Roman" w:hAnsi="Times New Roman" w:cs="Times New Roman"/>
+        </w:rPr>
+        <w:t>Hofstede, Geert; Hofstede, Gert Jan; Minkov, Michael: Cultures and Organizations. Software of the Mind. Intercultural Cooperation and Its Importance for Survival. 3. Aufl. New York: McGraw-Hill, 2010. ISBN 978-0-07-166418-9.</w:t>
+      </w:r>
+    </w:p>
+    <w:p>
+      <w:pPr>
+        <w:rPr>
+          <w:rFonts w:ascii="Times New Roman" w:hAnsi="Times New Roman" w:cs="Times New Roman"/>
+        </w:rPr>
+      </w:pPr>
+    </w:p>
+    <w:p>
+      <w:pPr>
+        <w:rPr>
+          <w:rFonts w:ascii="Times New Roman" w:hAnsi="Times New Roman" w:cs="Times New Roman"/>
+        </w:rPr>
+      </w:pPr>
+      <w:r>
+        <w:rPr>
+          <w:rFonts w:ascii="Times New Roman" w:hAnsi="Times New Roman" w:cs="Times New Roman"/>
+        </w:rPr>
+        <w:t>Hofstede Insights: Country Comparison Tool – Italy &amp; Germany. https://www.hofstede-insights.com/country-comparison-tool (Abruf am 15.06.2026)</w:t>
+      </w:r>
+    </w:p>
+    <w:p>
+      <w:pPr>
+        <w:rPr>
+          <w:rFonts w:ascii="Times New Roman" w:hAnsi="Times New Roman" w:cs="Times New Roman"/>
+        </w:rPr>
+      </w:pPr>
+    </w:p>
+    <w:p>
+      <w:pPr>
+        <w:rPr>
+          <w:rFonts w:ascii="Times New Roman" w:hAnsi="Times New Roman" w:cs="Times New Roman"/>
+        </w:rPr>
+      </w:pPr>
+      <w:r>
+        <w:rPr>
+          <w:rFonts w:ascii="Times New Roman" w:hAnsi="Times New Roman" w:cs="Times New Roman"/>
+        </w:rPr>
+        <w:t>ITKAM – Deutsch-Italienische Handelskammer (Hrsg.): Bilateraler Handel Italien–Deutschland 2022. https://itkam.org/de/handelsbeziehungen-italien-deutschland-2022/ (Abruf am 15.06.2026)</w:t>
+      </w:r>
+    </w:p>
+    <w:p>
+      <w:pPr>
+        <w:rPr>
+          <w:rFonts w:ascii="Times New Roman" w:hAnsi="Times New Roman" w:cs="Times New Roman"/>
+        </w:rPr>
+      </w:pPr>
+    </w:p>
+    <w:p>
+      <w:pPr>
+        <w:rPr>
+          <w:rFonts w:ascii="Times New Roman" w:hAnsi="Times New Roman" w:cs="Times New Roman"/>
+        </w:rPr>
+      </w:pPr>
+      <w:r>
+        <w:rPr>
+          <w:rFonts w:ascii="Times New Roman" w:hAnsi="Times New Roman" w:cs="Times New Roman"/>
+        </w:rPr>
+        <w:t>Massimiliano De Martino: Telefoninterview mit dem italienischen Geschäftsführer der Firma De.Ca Food srl</w:t>
+      </w:r>
+      <w:r>
+        <w:rPr>
+          <w:rFonts w:ascii="Times New Roman" w:hAnsi="Times New Roman" w:cs="Times New Roman"/>
+        </w:rPr>
+        <w:t xml:space="preserve"> 26.05.2026</w:t>
+      </w:r>
+    </w:p>
+    <w:p>
+      <w:pPr>
+        <w:rPr>
+          <w:rFonts w:ascii="Times New Roman" w:hAnsi="Times New Roman" w:cs="Times New Roman"/>
+        </w:rPr>
+      </w:pPr>
+    </w:p>
+    <w:p>
+      <w:pPr>
+        <w:rPr>
+          <w:rFonts w:ascii="Times New Roman" w:hAnsi="Times New Roman" w:cs="Times New Roman"/>
+        </w:rPr>
+      </w:pPr>
+      <w:r>
+        <w:rPr>
+          <w:rFonts w:ascii="Times New Roman" w:hAnsi="Times New Roman" w:cs="Times New Roman"/>
+        </w:rPr>
+        <w:t>Neudecker, Eva; Siegl, Andrea; Thomas, Alexander: Beruflich in Italien. Trainingsprogramm für Manager, Fach- und Führungskräfte. Reihe: Handlungskompetenz im Ausland. Göttingen: Vandenhoeck &amp; Ruprecht, 2007. ISBN 978-3-525-49069-3.</w:t>
+      </w:r>
+    </w:p>
+    <w:p>
+      <w:pPr>
+        <w:rPr>
+          <w:rFonts w:ascii="Times New Roman" w:hAnsi="Times New Roman" w:cs="Times New Roman"/>
+        </w:rPr>
+      </w:pPr>
+    </w:p>
+    <w:p>
+      <w:pPr>
+        <w:rPr>
+          <w:rFonts w:ascii="Times New Roman" w:hAnsi="Times New Roman" w:cs="Times New Roman"/>
+        </w:rPr>
+      </w:pPr>
+      <w:r>
+        <w:rPr>
+          <w:rFonts w:ascii="Times New Roman" w:hAnsi="Times New Roman" w:cs="Times New Roman"/>
+        </w:rPr>
+        <w:t>Übersetzungsbüro Perfekt: Tipps für eine erfolgreiche Geschäftsreise nach Italien. https://www.uebersetzungsbuero-perfekt.de/blog/tipps-fuer-eine-erfolgreiche-geschaeftsreise-nach-italien (Abruf am 15.06.2026)</w:t>
+      </w:r>
     </w:p>
     <w:sectPr>
       <w:pgSz w:w="11906" w:h="16838"/>
@@ -921,7 +1045,7 @@
     <w:link w:val="berschrift1Zchn"/>
     <w:uiPriority w:val="9"/>
     <w:qFormat/>
-    <w:rsid w:val="00CD100D"/>
+    <w:rsid w:val="00F14831"/>
     <w:pPr>
       <w:keepNext/>
       <w:keepLines/>
@@ -944,7 +1068,7 @@
     <w:semiHidden/>
     <w:unhideWhenUsed/>
     <w:qFormat/>
-    <w:rsid w:val="00CD100D"/>
+    <w:rsid w:val="00F14831"/>
     <w:pPr>
       <w:keepNext/>
       <w:keepLines/>
@@ -967,7 +1091,7 @@
     <w:semiHidden/>
     <w:unhideWhenUsed/>
     <w:qFormat/>
-    <w:rsid w:val="00CD100D"/>
+    <w:rsid w:val="00F14831"/>
     <w:pPr>
       <w:keepNext/>
       <w:keepLines/>
@@ -990,7 +1114,7 @@
     <w:semiHidden/>
     <w:unhideWhenUsed/>
     <w:qFormat/>
-    <w:rsid w:val="00CD100D"/>
+    <w:rsid w:val="00F14831"/>
     <w:pPr>
       <w:keepNext/>
       <w:keepLines/>
@@ -1013,7 +1137,7 @@
     <w:semiHidden/>
     <w:unhideWhenUsed/>
     <w:qFormat/>
-    <w:rsid w:val="00CD100D"/>
+    <w:rsid w:val="00F14831"/>
     <w:pPr>
       <w:keepNext/>
       <w:keepLines/>
@@ -1034,7 +1158,7 @@
     <w:semiHidden/>
     <w:unhideWhenUsed/>
     <w:qFormat/>
-    <w:rsid w:val="00CD100D"/>
+    <w:rsid w:val="00F14831"/>
     <w:pPr>
       <w:keepNext/>
       <w:keepLines/>
@@ -1057,7 +1181,7 @@
     <w:semiHidden/>
     <w:unhideWhenUsed/>
     <w:qFormat/>
-    <w:rsid w:val="00CD100D"/>
+    <w:rsid w:val="00F14831"/>
     <w:pPr>
       <w:keepNext/>
       <w:keepLines/>
@@ -1078,7 +1202,7 @@
     <w:semiHidden/>
     <w:unhideWhenUsed/>
     <w:qFormat/>
-    <w:rsid w:val="00CD100D"/>
+    <w:rsid w:val="00F14831"/>
     <w:pPr>
       <w:keepNext/>
       <w:keepLines/>
@@ -1100,7 +1224,7 @@
     <w:semiHidden/>
     <w:unhideWhenUsed/>
     <w:qFormat/>
-    <w:rsid w:val="00CD100D"/>
+    <w:rsid w:val="00F14831"/>
     <w:pPr>
       <w:keepNext/>
       <w:keepLines/>
@@ -1143,7 +1267,7 @@
     <w:basedOn w:val="Absatz-Standardschriftart"/>
     <w:link w:val="berschrift1"/>
     <w:uiPriority w:val="9"/>
-    <w:rsid w:val="00CD100D"/>
+    <w:rsid w:val="00F14831"/>
     <w:rPr>
       <w:rFonts w:asciiTheme="majorHAnsi" w:eastAsiaTheme="majorEastAsia" w:hAnsiTheme="majorHAnsi" w:cstheme="majorBidi"/>
       <w:color w:val="2F5496" w:themeColor="accent1" w:themeShade="BF"/>
@@ -1157,7 +1281,7 @@
     <w:link w:val="berschrift2"/>
     <w:uiPriority w:val="9"/>
     <w:semiHidden/>
-    <w:rsid w:val="00CD100D"/>
+    <w:rsid w:val="00F14831"/>
     <w:rPr>
       <w:rFonts w:asciiTheme="majorHAnsi" w:eastAsiaTheme="majorEastAsia" w:hAnsiTheme="majorHAnsi" w:cstheme="majorBidi"/>
       <w:color w:val="2F5496" w:themeColor="accent1" w:themeShade="BF"/>
@@ -1171,7 +1295,7 @@
     <w:link w:val="berschrift3"/>
     <w:uiPriority w:val="9"/>
     <w:semiHidden/>
-    <w:rsid w:val="00CD100D"/>
+    <w:rsid w:val="00F14831"/>
     <w:rPr>
       <w:rFonts w:eastAsiaTheme="majorEastAsia" w:cstheme="majorBidi"/>
       <w:color w:val="2F5496" w:themeColor="accent1" w:themeShade="BF"/>
@@ -1185,7 +1309,7 @@
     <w:link w:val="berschrift4"/>
     <w:uiPriority w:val="9"/>
     <w:semiHidden/>
-    <w:rsid w:val="00CD100D"/>
+    <w:rsid w:val="00F14831"/>
     <w:rPr>
       <w:rFonts w:eastAsiaTheme="majorEastAsia" w:cstheme="majorBidi"/>
       <w:i/>
@@ -1199,7 +1323,7 @@
     <w:link w:val="berschrift5"/>
     <w:uiPriority w:val="9"/>
     <w:semiHidden/>
-    <w:rsid w:val="00CD100D"/>
+    <w:rsid w:val="00F14831"/>
     <w:rPr>
       <w:rFonts w:eastAsiaTheme="majorEastAsia" w:cstheme="majorBidi"/>
       <w:color w:val="2F5496" w:themeColor="accent1" w:themeShade="BF"/>
@@ -1211,7 +1335,7 @@
     <w:link w:val="berschrift6"/>
     <w:uiPriority w:val="9"/>
     <w:semiHidden/>
-    <w:rsid w:val="00CD100D"/>
+    <w:rsid w:val="00F14831"/>
     <w:rPr>
       <w:rFonts w:eastAsiaTheme="majorEastAsia" w:cstheme="majorBidi"/>
       <w:i/>
@@ -1225,7 +1349,7 @@
     <w:link w:val="berschrift7"/>
     <w:uiPriority w:val="9"/>
     <w:semiHidden/>
-    <w:rsid w:val="00CD100D"/>
+    <w:rsid w:val="00F14831"/>
     <w:rPr>
       <w:rFonts w:eastAsiaTheme="majorEastAsia" w:cstheme="majorBidi"/>
       <w:color w:val="595959" w:themeColor="text1" w:themeTint="A6"/>
@@ -1237,7 +1361,7 @@
     <w:link w:val="berschrift8"/>
     <w:uiPriority w:val="9"/>
     <w:semiHidden/>
-    <w:rsid w:val="00CD100D"/>
+    <w:rsid w:val="00F14831"/>
     <w:rPr>
       <w:rFonts w:eastAsiaTheme="majorEastAsia" w:cstheme="majorBidi"/>
       <w:i/>
@@ -1251,7 +1375,7 @@
     <w:link w:val="berschrift9"/>
     <w:uiPriority w:val="9"/>
     <w:semiHidden/>
-    <w:rsid w:val="00CD100D"/>
+    <w:rsid w:val="00F14831"/>
     <w:rPr>
       <w:rFonts w:eastAsiaTheme="majorEastAsia" w:cstheme="majorBidi"/>
       <w:color w:val="272727" w:themeColor="text1" w:themeTint="D8"/>
@@ -1264,7 +1388,7 @@
     <w:link w:val="TitelZchn"/>
     <w:uiPriority w:val="10"/>
     <w:qFormat/>
-    <w:rsid w:val="00CD100D"/>
+    <w:rsid w:val="00F14831"/>
     <w:pPr>
       <w:spacing w:after="80"/>
       <w:contextualSpacing/>
@@ -1282,7 +1406,7 @@
     <w:basedOn w:val="Absatz-Standardschriftart"/>
     <w:link w:val="Titel"/>
     <w:uiPriority w:val="10"/>
-    <w:rsid w:val="00CD100D"/>
+    <w:rsid w:val="00F14831"/>
     <w:rPr>
       <w:rFonts w:asciiTheme="majorHAnsi" w:eastAsiaTheme="majorEastAsia" w:hAnsiTheme="majorHAnsi" w:cstheme="majorBidi"/>
       <w:spacing w:val="-10"/>
@@ -1298,7 +1422,7 @@
     <w:link w:val="UntertitelZchn"/>
     <w:uiPriority w:val="11"/>
     <w:qFormat/>
-    <w:rsid w:val="00CD100D"/>
+    <w:rsid w:val="00F14831"/>
     <w:pPr>
       <w:numPr>
         <w:ilvl w:val="1"/>
@@ -1318,7 +1442,7 @@
     <w:basedOn w:val="Absatz-Standardschriftart"/>
     <w:link w:val="Untertitel"/>
     <w:uiPriority w:val="11"/>
-    <w:rsid w:val="00CD100D"/>
+    <w:rsid w:val="00F14831"/>
     <w:rPr>
       <w:rFonts w:eastAsiaTheme="majorEastAsia" w:cstheme="majorBidi"/>
       <w:color w:val="595959" w:themeColor="text1" w:themeTint="A6"/>
@@ -1334,7 +1458,7 @@
     <w:link w:val="ZitatZchn"/>
     <w:uiPriority w:val="29"/>
     <w:qFormat/>
-    <w:rsid w:val="00CD100D"/>
+    <w:rsid w:val="00F14831"/>
     <w:pPr>
       <w:spacing w:before="160" w:after="160"/>
       <w:jc w:val="center"/>
@@ -1350,7 +1474,7 @@
     <w:basedOn w:val="Absatz-Standardschriftart"/>
     <w:link w:val="Zitat"/>
     <w:uiPriority w:val="29"/>
-    <w:rsid w:val="00CD100D"/>
+    <w:rsid w:val="00F14831"/>
     <w:rPr>
       <w:i/>
       <w:iCs/>
@@ -1362,7 +1486,7 @@
     <w:basedOn w:val="Standard"/>
     <w:uiPriority w:val="34"/>
     <w:qFormat/>
-    <w:rsid w:val="00CD100D"/>
+    <w:rsid w:val="00F14831"/>
     <w:pPr>
       <w:ind w:left="720"/>
       <w:contextualSpacing/>
@@ -1373,7 +1497,7 @@
     <w:basedOn w:val="Absatz-Standardschriftart"/>
     <w:uiPriority w:val="21"/>
     <w:qFormat/>
-    <w:rsid w:val="00CD100D"/>
+    <w:rsid w:val="00F14831"/>
     <w:rPr>
       <w:i/>
       <w:iCs/>
@@ -1387,7 +1511,7 @@
     <w:link w:val="IntensivesZitatZchn"/>
     <w:uiPriority w:val="30"/>
     <w:qFormat/>
-    <w:rsid w:val="00CD100D"/>
+    <w:rsid w:val="00F14831"/>
     <w:pPr>
       <w:pBdr>
         <w:top w:val="single" w:sz="4" w:space="10" w:color="2F5496" w:themeColor="accent1" w:themeShade="BF"/>
@@ -1408,7 +1532,7 @@
     <w:basedOn w:val="Absatz-Standardschriftart"/>
     <w:link w:val="IntensivesZitat"/>
     <w:uiPriority w:val="30"/>
-    <w:rsid w:val="00CD100D"/>
+    <w:rsid w:val="00F14831"/>
     <w:rPr>
       <w:i/>
       <w:iCs/>
@@ -1420,7 +1544,7 @@
     <w:basedOn w:val="Absatz-Standardschriftart"/>
     <w:uiPriority w:val="32"/>
     <w:qFormat/>
-    <w:rsid w:val="00CD100D"/>
+    <w:rsid w:val="00F14831"/>
     <w:rPr>
       <w:b/>
       <w:bCs/>
@@ -1428,22 +1552,6 @@
       <w:color w:val="2F5496" w:themeColor="accent1" w:themeShade="BF"/>
       <w:spacing w:val="5"/>
     </w:rPr>
-  </w:style>
-  <w:style w:type="table" w:styleId="Tabellenraster">
-    <w:name w:val="Table Grid"/>
-    <w:basedOn w:val="NormaleTabelle"/>
-    <w:uiPriority w:val="39"/>
-    <w:rsid w:val="00CD100D"/>
-    <w:tblPr>
-      <w:tblBorders>
-        <w:top w:val="single" w:sz="4" w:space="0" w:color="auto"/>
-        <w:left w:val="single" w:sz="4" w:space="0" w:color="auto"/>
-        <w:bottom w:val="single" w:sz="4" w:space="0" w:color="auto"/>
-        <w:right w:val="single" w:sz="4" w:space="0" w:color="auto"/>
-        <w:insideH w:val="single" w:sz="4" w:space="0" w:color="auto"/>
-        <w:insideV w:val="single" w:sz="4" w:space="0" w:color="auto"/>
-      </w:tblBorders>
-    </w:tblPr>
   </w:style>
 </w:styles>
 </file>

--- a/quellen.docx
+++ b/quellen.docx
@@ -41,7 +41,22 @@
         <w:rPr>
           <w:rFonts w:ascii="Times New Roman" w:hAnsi="Times New Roman" w:cs="Times New Roman"/>
         </w:rPr>
-        <w:t xml:space="preserve"> Vgl. ITKAM – Deutsch-Italienische Handelskammer (Hrsg.): Bilateraler Handel Italien–Deutschland 2022. https://itkam.org/de/handelsbeziehungen-italien-deutschland-2022/ (Abruf am 15.06.2026)</w:t>
+        <w:t xml:space="preserve"> Vgl. ITKAM – Deutsch-Italienische Handelskammer (Hrsg.): Bilateraler Handel Italien–Deutschland 2022. </w:t>
+      </w:r>
+      <w:hyperlink r:id="rId4" w:history="1">
+        <w:r>
+          <w:rPr>
+            <w:rStyle w:val="Hyperlink"/>
+            <w:rFonts w:ascii="Times New Roman" w:hAnsi="Times New Roman" w:cs="Times New Roman"/>
+          </w:rPr>
+          <w:t>https://itkam.org/de/handelsbeziehungen-italien-deutschland-2022/</w:t>
+        </w:r>
+      </w:hyperlink>
+      <w:r>
+        <w:rPr>
+          <w:rFonts w:ascii="Times New Roman" w:hAnsi="Times New Roman" w:cs="Times New Roman"/>
+        </w:rPr>
+        <w:t xml:space="preserve"> (Abruf am 15.06.2026)</w:t>
       </w:r>
     </w:p>
     <w:p>
@@ -181,7 +196,22 @@
         <w:rPr>
           <w:rFonts w:ascii="Times New Roman" w:hAnsi="Times New Roman" w:cs="Times New Roman"/>
         </w:rPr>
-        <w:t xml:space="preserve"> Vgl. Hofstede Insights: Country Comparison Tool – Italy &amp; Germany. https://www.hofstede-insights.com/country-comparison-tool (Abruf am 15.06.2026)</w:t>
+        <w:t xml:space="preserve"> Vgl. Hofstede Insights: Country Comparison Tool – Italy &amp; Germany. </w:t>
+      </w:r>
+      <w:hyperlink r:id="rId5" w:history="1">
+        <w:r>
+          <w:rPr>
+            <w:rStyle w:val="Hyperlink"/>
+            <w:rFonts w:ascii="Times New Roman" w:hAnsi="Times New Roman" w:cs="Times New Roman"/>
+          </w:rPr>
+          <w:t>https://www.hofstede-insights.com/country-comparison-tool</w:t>
+        </w:r>
+      </w:hyperlink>
+      <w:r>
+        <w:rPr>
+          <w:rFonts w:ascii="Times New Roman" w:hAnsi="Times New Roman" w:cs="Times New Roman"/>
+        </w:rPr>
+        <w:t xml:space="preserve"> (Abruf am 15.06.2026)</w:t>
       </w:r>
     </w:p>
     <w:p>
@@ -237,7 +267,22 @@
         <w:rPr>
           <w:rFonts w:ascii="Times New Roman" w:hAnsi="Times New Roman" w:cs="Times New Roman"/>
         </w:rPr>
-        <w:t xml:space="preserve"> Vgl. Crossculture Academy: La bella figura im italienischen Business. https://crossculture-academy.com/de/la-bella-figura-im-italienischen-business/ (Abruf am 15.06.2026)</w:t>
+        <w:t xml:space="preserve"> Vgl. Crossculture Academy: La bella figura im italienischen Business. </w:t>
+      </w:r>
+      <w:hyperlink r:id="rId6" w:history="1">
+        <w:r>
+          <w:rPr>
+            <w:rStyle w:val="Hyperlink"/>
+            <w:rFonts w:ascii="Times New Roman" w:hAnsi="Times New Roman" w:cs="Times New Roman"/>
+          </w:rPr>
+          <w:t>https://crossculture-academy.com/de/la-bella-figura-im-italienischen-business/</w:t>
+        </w:r>
+      </w:hyperlink>
+      <w:r>
+        <w:rPr>
+          <w:rFonts w:ascii="Times New Roman" w:hAnsi="Times New Roman" w:cs="Times New Roman"/>
+        </w:rPr>
+        <w:t xml:space="preserve"> (Abruf am 15.06.2026)</w:t>
       </w:r>
     </w:p>
     <w:p>
@@ -265,7 +310,22 @@
         <w:rPr>
           <w:rFonts w:ascii="Times New Roman" w:hAnsi="Times New Roman" w:cs="Times New Roman"/>
         </w:rPr>
-        <w:t xml:space="preserve"> Vgl. Crossculture Academy: Kulturelle Unterschiede Italien. https://crossculture-academy.com/de/kulturelle-unterschiede-italien/ (Abruf am 15.06.2026)</w:t>
+        <w:t xml:space="preserve"> Vgl. Crossculture Academy: Kulturelle Unterschiede Italien. </w:t>
+      </w:r>
+      <w:hyperlink r:id="rId7" w:history="1">
+        <w:r>
+          <w:rPr>
+            <w:rStyle w:val="Hyperlink"/>
+            <w:rFonts w:ascii="Times New Roman" w:hAnsi="Times New Roman" w:cs="Times New Roman"/>
+          </w:rPr>
+          <w:t>https://crossculture-academy.com/de/kulturelle-unterschiede-italien/</w:t>
+        </w:r>
+      </w:hyperlink>
+      <w:r>
+        <w:rPr>
+          <w:rFonts w:ascii="Times New Roman" w:hAnsi="Times New Roman" w:cs="Times New Roman"/>
+        </w:rPr>
+        <w:t xml:space="preserve"> (Abruf am 15.06.2026)</w:t>
       </w:r>
     </w:p>
     <w:p>
@@ -293,7 +353,22 @@
         <w:rPr>
           <w:rFonts w:ascii="Times New Roman" w:hAnsi="Times New Roman" w:cs="Times New Roman"/>
         </w:rPr>
-        <w:t xml:space="preserve"> Vgl. Da Rosina: Weshalb ist in Italien die Rivalität zwischen den Städten so groß? https://www.darosina.ch/rivalitaet-campanilismo/ (Abruf am 15.06.2026)</w:t>
+        <w:t xml:space="preserve"> Vgl. Da Rosina: Weshalb ist in Italien die Rivalität zwischen den Städten so groß? </w:t>
+      </w:r>
+      <w:hyperlink r:id="rId8" w:history="1">
+        <w:r>
+          <w:rPr>
+            <w:rStyle w:val="Hyperlink"/>
+            <w:rFonts w:ascii="Times New Roman" w:hAnsi="Times New Roman" w:cs="Times New Roman"/>
+          </w:rPr>
+          <w:t>https://www.darosina.ch/rivalitaet-campanilismo/</w:t>
+        </w:r>
+      </w:hyperlink>
+      <w:r>
+        <w:rPr>
+          <w:rFonts w:ascii="Times New Roman" w:hAnsi="Times New Roman" w:cs="Times New Roman"/>
+        </w:rPr>
+        <w:t xml:space="preserve"> (Abruf am 15.06.2026)</w:t>
       </w:r>
     </w:p>
     <w:p>
@@ -321,7 +396,22 @@
         <w:rPr>
           <w:rFonts w:ascii="Times New Roman" w:hAnsi="Times New Roman" w:cs="Times New Roman"/>
         </w:rPr>
-        <w:t xml:space="preserve"> Vgl. Übersetzungsbüro Perfekt: Tipps für eine erfolgreiche Geschäftsreise nach Italien. https://www.uebersetzungsbuero-perfekt.de/blog/tipps-fuer-eine-erfolgreiche-geschaeftsreise-nach-italien (Abruf am 15.06.2026)</w:t>
+        <w:t xml:space="preserve"> Vgl. Übersetzungsbüro Perfekt: Tipps für eine erfolgreiche Geschäftsreise nach Italien. </w:t>
+      </w:r>
+      <w:hyperlink r:id="rId9" w:history="1">
+        <w:r>
+          <w:rPr>
+            <w:rStyle w:val="Hyperlink"/>
+            <w:rFonts w:ascii="Times New Roman" w:hAnsi="Times New Roman" w:cs="Times New Roman"/>
+          </w:rPr>
+          <w:t>https://www.uebersetzungsbuero-perfekt.de/blog/tipps-fuer-eine-erfolgreiche-geschaeftsreise-nach-italien</w:t>
+        </w:r>
+      </w:hyperlink>
+      <w:r>
+        <w:rPr>
+          <w:rFonts w:ascii="Times New Roman" w:hAnsi="Times New Roman" w:cs="Times New Roman"/>
+        </w:rPr>
+        <w:t xml:space="preserve"> (Abruf am 15.06.2026)</w:t>
       </w:r>
     </w:p>
     <w:p>
@@ -402,47 +492,92 @@
         <w:rPr>
           <w:rFonts w:ascii="Times New Roman" w:hAnsi="Times New Roman" w:cs="Times New Roman"/>
         </w:rPr>
-        <w:t>Crossculture Academy: Kulturelle Unterschiede Italien. https://crossculture-academy.com/de/kulturelle-unterschiede-italien/ (Abruf am 15.06.2026)</w:t>
-      </w:r>
-    </w:p>
-    <w:p>
-      <w:pPr>
-        <w:rPr>
-          <w:rFonts w:ascii="Times New Roman" w:hAnsi="Times New Roman" w:cs="Times New Roman"/>
-        </w:rPr>
-      </w:pPr>
-    </w:p>
-    <w:p>
-      <w:pPr>
-        <w:rPr>
-          <w:rFonts w:ascii="Times New Roman" w:hAnsi="Times New Roman" w:cs="Times New Roman"/>
-        </w:rPr>
-      </w:pPr>
-      <w:r>
-        <w:rPr>
-          <w:rFonts w:ascii="Times New Roman" w:hAnsi="Times New Roman" w:cs="Times New Roman"/>
-        </w:rPr>
-        <w:t>Crossculture Academy: La bella figura im italienischen Business. https://crossculture-academy.com/de/la-bella-figura-im-italienischen-business/ (Abruf am 15.06.2026)</w:t>
-      </w:r>
-    </w:p>
-    <w:p>
-      <w:pPr>
-        <w:rPr>
-          <w:rFonts w:ascii="Times New Roman" w:hAnsi="Times New Roman" w:cs="Times New Roman"/>
-        </w:rPr>
-      </w:pPr>
-    </w:p>
-    <w:p>
-      <w:pPr>
-        <w:rPr>
-          <w:rFonts w:ascii="Times New Roman" w:hAnsi="Times New Roman" w:cs="Times New Roman"/>
-        </w:rPr>
-      </w:pPr>
-      <w:r>
-        <w:rPr>
-          <w:rFonts w:ascii="Times New Roman" w:hAnsi="Times New Roman" w:cs="Times New Roman"/>
-        </w:rPr>
-        <w:t>Da Rosina: Weshalb ist in Italien die Rivalität zwischen den Städten so groß? https://www.darosina.ch/rivalitaet-campanilismo/ (Abruf am 15.06.2026)</w:t>
+        <w:t xml:space="preserve">Crossculture Academy: Kulturelle Unterschiede Italien. </w:t>
+      </w:r>
+      <w:hyperlink r:id="rId10" w:history="1">
+        <w:r>
+          <w:rPr>
+            <w:rStyle w:val="Hyperlink"/>
+            <w:rFonts w:ascii="Times New Roman" w:hAnsi="Times New Roman" w:cs="Times New Roman"/>
+          </w:rPr>
+          <w:t>https://crossculture-academy.com/de/kulturelle-unterschiede-italien/</w:t>
+        </w:r>
+      </w:hyperlink>
+      <w:r>
+        <w:rPr>
+          <w:rFonts w:ascii="Times New Roman" w:hAnsi="Times New Roman" w:cs="Times New Roman"/>
+        </w:rPr>
+        <w:t xml:space="preserve"> (Abruf am 15.06.2026)</w:t>
+      </w:r>
+    </w:p>
+    <w:p>
+      <w:pPr>
+        <w:rPr>
+          <w:rFonts w:ascii="Times New Roman" w:hAnsi="Times New Roman" w:cs="Times New Roman"/>
+        </w:rPr>
+      </w:pPr>
+    </w:p>
+    <w:p>
+      <w:pPr>
+        <w:rPr>
+          <w:rFonts w:ascii="Times New Roman" w:hAnsi="Times New Roman" w:cs="Times New Roman"/>
+        </w:rPr>
+      </w:pPr>
+      <w:r>
+        <w:rPr>
+          <w:rFonts w:ascii="Times New Roman" w:hAnsi="Times New Roman" w:cs="Times New Roman"/>
+        </w:rPr>
+        <w:t xml:space="preserve">Crossculture Academy: La bella figura im italienischen Business. </w:t>
+      </w:r>
+      <w:hyperlink r:id="rId11" w:history="1">
+        <w:r>
+          <w:rPr>
+            <w:rStyle w:val="Hyperlink"/>
+            <w:rFonts w:ascii="Times New Roman" w:hAnsi="Times New Roman" w:cs="Times New Roman"/>
+          </w:rPr>
+          <w:t>https://crossculture-academy.com/de/la-bella-figura-im-italienischen-business/</w:t>
+        </w:r>
+      </w:hyperlink>
+      <w:r>
+        <w:rPr>
+          <w:rFonts w:ascii="Times New Roman" w:hAnsi="Times New Roman" w:cs="Times New Roman"/>
+        </w:rPr>
+        <w:t xml:space="preserve"> (Abruf am 15.06.2026)</w:t>
+      </w:r>
+    </w:p>
+    <w:p>
+      <w:pPr>
+        <w:rPr>
+          <w:rFonts w:ascii="Times New Roman" w:hAnsi="Times New Roman" w:cs="Times New Roman"/>
+        </w:rPr>
+      </w:pPr>
+    </w:p>
+    <w:p>
+      <w:pPr>
+        <w:rPr>
+          <w:rFonts w:ascii="Times New Roman" w:hAnsi="Times New Roman" w:cs="Times New Roman"/>
+        </w:rPr>
+      </w:pPr>
+      <w:r>
+        <w:rPr>
+          <w:rFonts w:ascii="Times New Roman" w:hAnsi="Times New Roman" w:cs="Times New Roman"/>
+        </w:rPr>
+        <w:t xml:space="preserve">Da Rosina: Weshalb ist in Italien die Rivalität zwischen den Städten so groß? </w:t>
+      </w:r>
+      <w:hyperlink r:id="rId12" w:history="1">
+        <w:r>
+          <w:rPr>
+            <w:rStyle w:val="Hyperlink"/>
+            <w:rFonts w:ascii="Times New Roman" w:hAnsi="Times New Roman" w:cs="Times New Roman"/>
+          </w:rPr>
+          <w:t>https://www.darosina.ch/rivalitaet-campanilismo/</w:t>
+        </w:r>
+      </w:hyperlink>
+      <w:r>
+        <w:rPr>
+          <w:rFonts w:ascii="Times New Roman" w:hAnsi="Times New Roman" w:cs="Times New Roman"/>
+        </w:rPr>
+        <w:t xml:space="preserve"> (Abruf am 15.06.2026)</w:t>
       </w:r>
     </w:p>
     <w:p>
@@ -542,27 +677,57 @@
         <w:rPr>
           <w:rFonts w:ascii="Times New Roman" w:hAnsi="Times New Roman" w:cs="Times New Roman"/>
         </w:rPr>
-        <w:t>Hofstede Insights: Country Comparison Tool – Italy &amp; Germany. https://www.hofstede-insights.com/country-comparison-tool (Abruf am 15.06.2026)</w:t>
-      </w:r>
-    </w:p>
-    <w:p>
-      <w:pPr>
-        <w:rPr>
-          <w:rFonts w:ascii="Times New Roman" w:hAnsi="Times New Roman" w:cs="Times New Roman"/>
-        </w:rPr>
-      </w:pPr>
-    </w:p>
-    <w:p>
-      <w:pPr>
-        <w:rPr>
-          <w:rFonts w:ascii="Times New Roman" w:hAnsi="Times New Roman" w:cs="Times New Roman"/>
-        </w:rPr>
-      </w:pPr>
-      <w:r>
-        <w:rPr>
-          <w:rFonts w:ascii="Times New Roman" w:hAnsi="Times New Roman" w:cs="Times New Roman"/>
-        </w:rPr>
-        <w:t>ITKAM – Deutsch-Italienische Handelskammer (Hrsg.): Bilateraler Handel Italien–Deutschland 2022. https://itkam.org/de/handelsbeziehungen-italien-deutschland-2022/ (Abruf am 15.06.2026)</w:t>
+        <w:t xml:space="preserve">Hofstede Insights: Country Comparison Tool – Italy &amp; Germany. </w:t>
+      </w:r>
+      <w:hyperlink r:id="rId13" w:history="1">
+        <w:r>
+          <w:rPr>
+            <w:rStyle w:val="Hyperlink"/>
+            <w:rFonts w:ascii="Times New Roman" w:hAnsi="Times New Roman" w:cs="Times New Roman"/>
+          </w:rPr>
+          <w:t>https://www.hofstede-insights.com/country-comparison-tool</w:t>
+        </w:r>
+      </w:hyperlink>
+      <w:r>
+        <w:rPr>
+          <w:rFonts w:ascii="Times New Roman" w:hAnsi="Times New Roman" w:cs="Times New Roman"/>
+        </w:rPr>
+        <w:t xml:space="preserve"> (Abruf am 15.06.2026)</w:t>
+      </w:r>
+    </w:p>
+    <w:p>
+      <w:pPr>
+        <w:rPr>
+          <w:rFonts w:ascii="Times New Roman" w:hAnsi="Times New Roman" w:cs="Times New Roman"/>
+        </w:rPr>
+      </w:pPr>
+    </w:p>
+    <w:p>
+      <w:pPr>
+        <w:rPr>
+          <w:rFonts w:ascii="Times New Roman" w:hAnsi="Times New Roman" w:cs="Times New Roman"/>
+        </w:rPr>
+      </w:pPr>
+      <w:r>
+        <w:rPr>
+          <w:rFonts w:ascii="Times New Roman" w:hAnsi="Times New Roman" w:cs="Times New Roman"/>
+        </w:rPr>
+        <w:t xml:space="preserve">ITKAM – Deutsch-Italienische Handelskammer (Hrsg.): Bilateraler Handel Italien–Deutschland 2022. </w:t>
+      </w:r>
+      <w:hyperlink r:id="rId14" w:history="1">
+        <w:r>
+          <w:rPr>
+            <w:rStyle w:val="Hyperlink"/>
+            <w:rFonts w:ascii="Times New Roman" w:hAnsi="Times New Roman" w:cs="Times New Roman"/>
+          </w:rPr>
+          <w:t>https://itkam.org/de/handelsbeziehungen-italien-deutschland-2022/</w:t>
+        </w:r>
+      </w:hyperlink>
+      <w:r>
+        <w:rPr>
+          <w:rFonts w:ascii="Times New Roman" w:hAnsi="Times New Roman" w:cs="Times New Roman"/>
+        </w:rPr>
+        <w:t xml:space="preserve"> (Abruf am 15.06.2026)</w:t>
       </w:r>
     </w:p>
     <w:p>
@@ -628,7 +793,22 @@
         <w:rPr>
           <w:rFonts w:ascii="Times New Roman" w:hAnsi="Times New Roman" w:cs="Times New Roman"/>
         </w:rPr>
-        <w:t>Übersetzungsbüro Perfekt: Tipps für eine erfolgreiche Geschäftsreise nach Italien. https://www.uebersetzungsbuero-perfekt.de/blog/tipps-fuer-eine-erfolgreiche-geschaeftsreise-nach-italien (Abruf am 15.06.2026)</w:t>
+        <w:t xml:space="preserve">Übersetzungsbüro Perfekt: Tipps für eine erfolgreiche Geschäftsreise nach Italien. </w:t>
+      </w:r>
+      <w:hyperlink r:id="rId15" w:history="1">
+        <w:r>
+          <w:rPr>
+            <w:rStyle w:val="Hyperlink"/>
+            <w:rFonts w:ascii="Times New Roman" w:hAnsi="Times New Roman" w:cs="Times New Roman"/>
+          </w:rPr>
+          <w:t>https://www.uebersetzungsbuero-perfekt.de/blog/tipps-fuer-eine-erfolgreiche-geschaeftsreise-nach-italien</w:t>
+        </w:r>
+      </w:hyperlink>
+      <w:r>
+        <w:rPr>
+          <w:rFonts w:ascii="Times New Roman" w:hAnsi="Times New Roman" w:cs="Times New Roman"/>
+        </w:rPr>
+        <w:t xml:space="preserve"> (Abruf am 15.06.2026)</w:t>
       </w:r>
     </w:p>
     <w:sectPr>
@@ -1553,6 +1733,29 @@
       <w:spacing w:val="5"/>
     </w:rPr>
   </w:style>
+  <w:style w:type="character" w:styleId="Hyperlink">
+    <w:name w:val="Hyperlink"/>
+    <w:basedOn w:val="Absatz-Standardschriftart"/>
+    <w:uiPriority w:val="99"/>
+    <w:unhideWhenUsed/>
+    <w:rsid w:val="00951A8D"/>
+    <w:rPr>
+      <w:color w:val="0563C1" w:themeColor="hyperlink"/>
+      <w:u w:val="single"/>
+    </w:rPr>
+  </w:style>
+  <w:style w:type="character" w:styleId="NichtaufgelsteErwhnung">
+    <w:name w:val="Unresolved Mention"/>
+    <w:basedOn w:val="Absatz-Standardschriftart"/>
+    <w:uiPriority w:val="99"/>
+    <w:semiHidden/>
+    <w:unhideWhenUsed/>
+    <w:rsid w:val="00951A8D"/>
+    <w:rPr>
+      <w:color w:val="605E5C"/>
+      <w:shd w:val="clear" w:color="auto" w:fill="E1DFDD"/>
+    </w:rPr>
+  </w:style>
 </w:styles>
 </file>
 

--- a/quellen.docx
+++ b/quellen.docx
@@ -84,7 +84,7 @@
         <w:rPr>
           <w:rFonts w:ascii="Times New Roman" w:hAnsi="Times New Roman" w:cs="Times New Roman"/>
         </w:rPr>
-        <w:t xml:space="preserve"> Vgl. Hofstede, G.; Hofstede, G. J.; Minkov, M.: Cultures and Organizations. Software of the Mind. 3. Aufl. New York: McGraw-Hill, 2010, S. 1 ff.</w:t>
+        <w:t xml:space="preserve"> Vgl. Hofstede, G.; Hofstede, G. J.; Minkov, M.: Cultures and Organizations. Software of the Mind. 3. Aufl. New York: McGraw-Hill, 2010</w:t>
       </w:r>
     </w:p>
     <w:p>
@@ -112,7 +112,7 @@
         <w:rPr>
           <w:rFonts w:ascii="Times New Roman" w:hAnsi="Times New Roman" w:cs="Times New Roman"/>
         </w:rPr>
-        <w:t xml:space="preserve"> Vgl. Hall, E. T.: Beyond Culture. New York: Anchor Books/Doubleday, 1976, S. 79 ff.</w:t>
+        <w:t xml:space="preserve"> Vgl. Hall, E. T.: Beyond Culture. New York: Anchor Books/Doubleday, 1976</w:t>
       </w:r>
     </w:p>
     <w:p>

--- a/quellen.docx
+++ b/quellen.docx
@@ -196,15 +196,26 @@
         <w:rPr>
           <w:rFonts w:ascii="Times New Roman" w:hAnsi="Times New Roman" w:cs="Times New Roman"/>
         </w:rPr>
-        <w:t xml:space="preserve"> Vgl. Hofstede Insights: Country Comparison Tool – Italy &amp; Germany. </w:t>
+        <w:t xml:space="preserve"> Vgl. </w:t>
+      </w:r>
+      <w:r>
+        <w:rPr>
+          <w:rFonts w:ascii="Times New Roman" w:hAnsi="Times New Roman" w:cs="Times New Roman"/>
+        </w:rPr>
+        <w:t>The Culture Factor</w:t>
+      </w:r>
+      <w:r>
+        <w:rPr>
+          <w:rFonts w:ascii="Times New Roman" w:hAnsi="Times New Roman" w:cs="Times New Roman"/>
+        </w:rPr>
+        <w:t xml:space="preserve">: Country Comparison Tool – Italy &amp; Germany. </w:t>
       </w:r>
       <w:hyperlink r:id="rId5" w:history="1">
         <w:r>
           <w:rPr>
             <w:rStyle w:val="Hyperlink"/>
-            <w:rFonts w:ascii="Times New Roman" w:hAnsi="Times New Roman" w:cs="Times New Roman"/>
           </w:rPr>
-          <w:t>https://www.hofstede-insights.com/country-comparison-tool</w:t>
+          <w:t>https://www.theculturefactor.com/country-comparison-tool?countries=germany%2Citaly</w:t>
         </w:r>
       </w:hyperlink>
       <w:r>
@@ -677,44 +688,9 @@
         <w:rPr>
           <w:rFonts w:ascii="Times New Roman" w:hAnsi="Times New Roman" w:cs="Times New Roman"/>
         </w:rPr>
-        <w:t xml:space="preserve">Hofstede Insights: Country Comparison Tool – Italy &amp; Germany. </w:t>
+        <w:t xml:space="preserve">ITKAM – Deutsch-Italienische Handelskammer (Hrsg.): Bilateraler Handel Italien–Deutschland 2022. </w:t>
       </w:r>
       <w:hyperlink r:id="rId13" w:history="1">
-        <w:r>
-          <w:rPr>
-            <w:rStyle w:val="Hyperlink"/>
-            <w:rFonts w:ascii="Times New Roman" w:hAnsi="Times New Roman" w:cs="Times New Roman"/>
-          </w:rPr>
-          <w:t>https://www.hofstede-insights.com/country-comparison-tool</w:t>
-        </w:r>
-      </w:hyperlink>
-      <w:r>
-        <w:rPr>
-          <w:rFonts w:ascii="Times New Roman" w:hAnsi="Times New Roman" w:cs="Times New Roman"/>
-        </w:rPr>
-        <w:t xml:space="preserve"> (Abruf am 15.06.2026)</w:t>
-      </w:r>
-    </w:p>
-    <w:p>
-      <w:pPr>
-        <w:rPr>
-          <w:rFonts w:ascii="Times New Roman" w:hAnsi="Times New Roman" w:cs="Times New Roman"/>
-        </w:rPr>
-      </w:pPr>
-    </w:p>
-    <w:p>
-      <w:pPr>
-        <w:rPr>
-          <w:rFonts w:ascii="Times New Roman" w:hAnsi="Times New Roman" w:cs="Times New Roman"/>
-        </w:rPr>
-      </w:pPr>
-      <w:r>
-        <w:rPr>
-          <w:rFonts w:ascii="Times New Roman" w:hAnsi="Times New Roman" w:cs="Times New Roman"/>
-        </w:rPr>
-        <w:t xml:space="preserve">ITKAM – Deutsch-Italienische Handelskammer (Hrsg.): Bilateraler Handel Italien–Deutschland 2022. </w:t>
-      </w:r>
-      <w:hyperlink r:id="rId14" w:history="1">
         <w:r>
           <w:rPr>
             <w:rStyle w:val="Hyperlink"/>
@@ -793,9 +769,29 @@
         <w:rPr>
           <w:rFonts w:ascii="Times New Roman" w:hAnsi="Times New Roman" w:cs="Times New Roman"/>
         </w:rPr>
+        <w:t>The Culture Factor: Country Comparison Tool – Italy &amp; Germany. https://www.theculturefactor.com/country-comparison-tool?countries=germany%2Citaly (Abruf am 15.06.2026)</w:t>
+      </w:r>
+    </w:p>
+    <w:p>
+      <w:pPr>
+        <w:rPr>
+          <w:rFonts w:ascii="Times New Roman" w:hAnsi="Times New Roman" w:cs="Times New Roman"/>
+        </w:rPr>
+      </w:pPr>
+    </w:p>
+    <w:p>
+      <w:pPr>
+        <w:rPr>
+          <w:rFonts w:ascii="Times New Roman" w:hAnsi="Times New Roman" w:cs="Times New Roman"/>
+        </w:rPr>
+      </w:pPr>
+      <w:r>
+        <w:rPr>
+          <w:rFonts w:ascii="Times New Roman" w:hAnsi="Times New Roman" w:cs="Times New Roman"/>
+        </w:rPr>
         <w:t xml:space="preserve">Übersetzungsbüro Perfekt: Tipps für eine erfolgreiche Geschäftsreise nach Italien. </w:t>
       </w:r>
-      <w:hyperlink r:id="rId15" w:history="1">
+      <w:hyperlink r:id="rId14" w:history="1">
         <w:r>
           <w:rPr>
             <w:rStyle w:val="Hyperlink"/>
@@ -1756,6 +1752,18 @@
       <w:shd w:val="clear" w:color="auto" w:fill="E1DFDD"/>
     </w:rPr>
   </w:style>
+  <w:style w:type="character" w:styleId="BesuchterLink">
+    <w:name w:val="FollowedHyperlink"/>
+    <w:basedOn w:val="Absatz-Standardschriftart"/>
+    <w:uiPriority w:val="99"/>
+    <w:semiHidden/>
+    <w:unhideWhenUsed/>
+    <w:rsid w:val="005C4FD6"/>
+    <w:rPr>
+      <w:color w:val="954F72" w:themeColor="followedHyperlink"/>
+      <w:u w:val="single"/>
+    </w:rPr>
+  </w:style>
 </w:styles>
 </file>
 

--- a/quellen.docx
+++ b/quellen.docx
@@ -449,7 +449,7 @@
         <w:rPr>
           <w:rFonts w:ascii="Times New Roman" w:hAnsi="Times New Roman" w:cs="Times New Roman"/>
         </w:rPr>
-        <w:t xml:space="preserve"> Telefoninterview: Massilmiliano De Martinoa, Geschäftsführer </w:t>
+        <w:t xml:space="preserve"> Telefoninterview: Massilmiliano De Martino, Geschäftsführer </w:t>
       </w:r>
       <w:r>
         <w:rPr>
